--- a/rapports/2026-06-06/EQ13/EQ13_enq1_v2/DR_041201010030/50-54-91-39.docx
+++ b/rapports/2026-06-06/EQ13/EQ13_enq1_v2/DR_041201010030/50-54-91-39.docx
@@ -297,7 +297,7 @@
           <w:color w:val="1F6FEB"/>
           <w:sz w:val="22"/>
         </w:rPr>
-        <w:t>⚠ INCOHÉRENCES À CORRIGER (264)</w:t>
+        <w:t>⚠ INCOHÉRENCES À CORRIGER (259)</w:t>
       </w:r>
     </w:p>
     <w:tbl>
@@ -575,7 +575,7 @@
                 <w:i w:val="0"/>
                 <w:sz w:val="17"/>
               </w:rPr>
-              <w:t>Incoherence! CHEIKH SADIBOU SOW a declaré que la branche d'activité de sa mère est  alors que la mère elle-même declare comme branche Agriculture, Elevage, Pêche au niveau de la section 4a.</w:t>
+              <w:t>Incoherence! BALA YERO SOW a declaré que la branche d'activité de sa mère est  alors que la mère elle-même declare comme branche Agriculture, Elevage, Pêche au niveau de la section 4a.</w:t>
             </w:r>
           </w:p>
         </w:tc>
@@ -665,7 +665,7 @@
                 <w:i w:val="0"/>
                 <w:sz w:val="17"/>
               </w:rPr>
-              <w:t>Incoherence! CHEIKH SADIBOU SOW a declaré que la catégorie socioprofessionnelle de sa mère est  alors que la mère elle-même declare comme catégorie socioprofessionnelle Travailleur familial contribuant à une entreprise familiale au niveau de la section 4a.</w:t>
+              <w:t>Incoherence! BALA YERO SOW a declaré que la catégorie socioprofessionnelle de sa mère est  alors que la mère elle-même declare comme catégorie socioprofessionnelle Travailleur familial contribuant à une entreprise familiale au niveau de la section 4a.</w:t>
             </w:r>
           </w:p>
         </w:tc>
@@ -755,7 +755,7 @@
                 <w:i w:val="0"/>
                 <w:sz w:val="17"/>
               </w:rPr>
-              <w:t>Incoherence! CHEIKH SADIBOU SOW a declaré que le secteur institutionnel de sa mère est  alors que la mère elle-même declare comme secteur institutionnel Entreprise individuelle au niveau de la section 4a.</w:t>
+              <w:t>Incoherence! BALA YERO SOW a declaré que le secteur institutionnel de sa mère est  alors que la mère elle-même declare comme secteur institutionnel Entreprise individuelle au niveau de la section 4a.</w:t>
             </w:r>
           </w:p>
         </w:tc>
@@ -814,7 +814,7 @@
                 <w:color w:val="16A34A"/>
                 <w:sz w:val="16"/>
               </w:rPr>
-              <w:t>s01q25, s01q30, s04q23, s01q00b, s01q30_decode, s04q23_decode</w:t>
+              <w:t>—</w:t>
             </w:r>
           </w:p>
         </w:tc>
@@ -845,7 +845,7 @@
                 <w:i w:val="0"/>
                 <w:sz w:val="17"/>
               </w:rPr>
-              <w:t>Incoherence! ALDIOUMA SOW a declaré que la catégorie socioprofessionnelle de son père est  alors que le père lui-même declare comme catégorie socioprofessionnelle Travailleur pour compte propre au niveau de la section 4b.</w:t>
+              <w:t>Incoherence! CHEIKH SADIBOU SOW a declaré que la branche d'activité de sa mère est  alors que la mère elle-même declare comme branche Agriculture, Elevage, Pêche au niveau de la section 4a.</w:t>
             </w:r>
           </w:p>
         </w:tc>
@@ -904,7 +904,7 @@
                 <w:color w:val="16A34A"/>
                 <w:sz w:val="16"/>
               </w:rPr>
-              <w:t>—</w:t>
+              <w:t>s01q32, s01q37, s04q23, s01q00b, s01q37_decode, s04q23_decode</w:t>
             </w:r>
           </w:p>
         </w:tc>
@@ -935,7 +935,7 @@
                 <w:i w:val="0"/>
                 <w:sz w:val="17"/>
               </w:rPr>
-              <w:t>Incoherence! ALDIOUMA SOW a dit que sa mère a un niveau  alors que la mère elle-même dit qu'elle a un niveau Primaire au niveau de la section 2.</w:t>
+              <w:t>Incoherence! CHEIKH SADIBOU SOW a declaré que la catégorie socioprofessionnelle de sa mère est  alors que la mère elle-même declare comme catégorie socioprofessionnelle Travailleur familial contribuant à une entreprise familiale au niveau de la section 4a.</w:t>
             </w:r>
           </w:p>
         </w:tc>
@@ -994,7 +994,7 @@
                 <w:color w:val="16A34A"/>
                 <w:sz w:val="16"/>
               </w:rPr>
-              <w:t>s01q39</w:t>
+              <w:t>—</w:t>
             </w:r>
           </w:p>
         </w:tc>
@@ -1025,7 +1025,7 @@
                 <w:i w:val="0"/>
                 <w:sz w:val="17"/>
               </w:rPr>
-              <w:t>Incoherence! SALA SADO SOW dispose d'un téléphone portable à s01q39, donc la raison évoquée ne peut pas être (ne dispose pas d'appareil).</w:t>
+              <w:t>Incoherence! CHEIKH SADIBOU SOW a declaré que le secteur institutionnel de sa mère est  alors que la mère elle-même declare comme secteur institutionnel Entreprise individuelle au niveau de la section 4a.</w:t>
             </w:r>
           </w:p>
         </w:tc>
@@ -1084,7 +1084,7 @@
                 <w:color w:val="16A34A"/>
                 <w:sz w:val="16"/>
               </w:rPr>
-              <w:t>—</w:t>
+              <w:t>s01q25, s01q30, s04q23, s01q00b, s01q30_decode, s04q23_decode</w:t>
             </w:r>
           </w:p>
         </w:tc>
@@ -1115,7 +1115,7 @@
                 <w:i w:val="0"/>
                 <w:sz w:val="17"/>
               </w:rPr>
-              <w:t>Incoherence! BALA YERO SOW a declaré que la branche d'activité de sa mère est  alors que la mère elle-même declare comme branche Agriculture, Elevage, Pêche au niveau de la section 4a.</w:t>
+              <w:t>Incoherence! ALDIOUMA SOW a declaré que la catégorie socioprofessionnelle de son père est  alors que le père lui-même declare comme catégorie socioprofessionnelle Travailleur pour compte propre au niveau de la section 4b.</w:t>
             </w:r>
           </w:p>
         </w:tc>
@@ -1174,7 +1174,7 @@
                 <w:color w:val="16A34A"/>
                 <w:sz w:val="16"/>
               </w:rPr>
-              <w:t>s01q32, s01q37, s04q23, s01q00b, s01q37_decode, s04q23_decode</w:t>
+              <w:t>—</w:t>
             </w:r>
           </w:p>
         </w:tc>
@@ -1205,7 +1205,7 @@
                 <w:i w:val="0"/>
                 <w:sz w:val="17"/>
               </w:rPr>
-              <w:t>Incoherence! BALA YERO SOW a declaré que la catégorie socioprofessionnelle de sa mère est  alors que la mère elle-même declare comme catégorie socioprofessionnelle Travailleur familial contribuant à une entreprise familiale au niveau de la section 4a.</w:t>
+              <w:t>Incoherence! ALDIOUMA SOW a dit que sa mère a un niveau  alors que la mère elle-même dit qu'elle a un niveau Primaire au niveau de la section 2.</w:t>
             </w:r>
           </w:p>
         </w:tc>
@@ -1264,7 +1264,7 @@
                 <w:color w:val="16A34A"/>
                 <w:sz w:val="16"/>
               </w:rPr>
-              <w:t>—</w:t>
+              <w:t>s01q25, s01q30, s04q23, s01q00b, s01q30_decode, s04q23_decode</w:t>
             </w:r>
           </w:p>
         </w:tc>
@@ -1295,7 +1295,7 @@
                 <w:i w:val="0"/>
                 <w:sz w:val="17"/>
               </w:rPr>
-              <w:t>Incoherence! BALA YERO SOW a declaré que le secteur institutionnel de sa mère est  alors que la mère elle-même declare comme secteur institutionnel Entreprise individuelle au niveau de la section 4a.</w:t>
+              <w:t>Incoherence! MAIMOUNA BALA SOW a declaré que la catégorie socioprofessionnelle de son père est  alors que le père lui-même declare comme catégorie socioprofessionnelle Travailleur pour compte propre au niveau de la section 4b.</w:t>
             </w:r>
           </w:p>
         </w:tc>
@@ -1354,7 +1354,7 @@
                 <w:color w:val="16A34A"/>
                 <w:sz w:val="16"/>
               </w:rPr>
-              <w:t>s01q25, s01q30, s04q23, s01q00b, s01q30_decode, s04q23_decode</w:t>
+              <w:t>—</w:t>
             </w:r>
           </w:p>
         </w:tc>
@@ -1385,7 +1385,7 @@
                 <w:i w:val="0"/>
                 <w:sz w:val="17"/>
               </w:rPr>
-              <w:t>Incoherence! MAIMOUNA BALA SOW a declaré que la catégorie socioprofessionnelle de son père est  alors que le père lui-même declare comme catégorie socioprofessionnelle Travailleur pour compte propre au niveau de la section 4b.</w:t>
+              <w:t>Incoherence! MAIMOUNA BALA SOW a dit que sa mère a un niveau  alors que la mère elle-même dit qu'elle a un niveau Primaire au niveau de la section 2.</w:t>
             </w:r>
           </w:p>
         </w:tc>
@@ -1444,7 +1444,7 @@
                 <w:color w:val="16A34A"/>
                 <w:sz w:val="16"/>
               </w:rPr>
-              <w:t>—</w:t>
+              <w:t>s01q25, s01q30, s04q23, s01q00b, s01q30_decode, s04q23_decode</w:t>
             </w:r>
           </w:p>
         </w:tc>
@@ -1475,7 +1475,7 @@
                 <w:i w:val="0"/>
                 <w:sz w:val="17"/>
               </w:rPr>
-              <w:t>Incoherence! MAIMOUNA BALA SOW a dit que sa mère a un niveau  alors que la mère elle-même dit qu'elle a un niveau Primaire au niveau de la section 2.</w:t>
+              <w:t>Incoherence! SADIBOU SOW a declaré que la catégorie socioprofessionnelle de son père est  alors que le père lui-même declare comme catégorie socioprofessionnelle Travailleur pour compte propre au niveau de la section 4b.</w:t>
             </w:r>
           </w:p>
         </w:tc>
@@ -1534,7 +1534,7 @@
                 <w:color w:val="16A34A"/>
                 <w:sz w:val="16"/>
               </w:rPr>
-              <w:t>s01q25, s01q30, s04q23, s01q00b, s01q30_decode, s04q23_decode</w:t>
+              <w:t>—</w:t>
             </w:r>
           </w:p>
         </w:tc>
@@ -1565,7 +1565,7 @@
                 <w:i w:val="0"/>
                 <w:sz w:val="17"/>
               </w:rPr>
-              <w:t>Incoherence! SADIBOU SOW a declaré que la catégorie socioprofessionnelle de son père est  alors que le père lui-même declare comme catégorie socioprofessionnelle Travailleur pour compte propre au niveau de la section 4b.</w:t>
+              <w:t>Incoherence! SADIBOU SOW a dit que sa mère a un niveau  alors que la mère elle-même dit qu'elle a un niveau Primaire au niveau de la section 2.</w:t>
             </w:r>
           </w:p>
         </w:tc>
@@ -1624,7 +1624,7 @@
                 <w:color w:val="16A34A"/>
                 <w:sz w:val="16"/>
               </w:rPr>
-              <w:t>—</w:t>
+              <w:t>s01q39</w:t>
             </w:r>
           </w:p>
         </w:tc>
@@ -1655,7 +1655,7 @@
                 <w:i w:val="0"/>
                 <w:sz w:val="17"/>
               </w:rPr>
-              <w:t>Incoherence! SADIBOU SOW a dit que sa mère a un niveau  alors que la mère elle-même dit qu'elle a un niveau Primaire au niveau de la section 2.</w:t>
+              <w:t>Incoherence! SALA SADO SOW dispose d'un téléphone portable à s01q39, donc la raison évoquée ne peut pas être (ne dispose pas d'appareil).</w:t>
             </w:r>
           </w:p>
         </w:tc>
@@ -2735,7 +2735,7 @@
                 <w:i w:val="0"/>
                 <w:sz w:val="17"/>
               </w:rPr>
-              <w:t>Attention ! Le montant (10000 Fcfa) dépensé ou reçu en cadeau pour les cartes prépayées, les transferts de crédit et les abonnements de  CHEIKH SADIBOU SOW est relativement élevé par rapport aux autres montants depansés observés dans cette zone.</w:t>
+              <w:t>Prière de verifier l'information donnée par BALA YERO SOW ou corriger au niveau de la section 1.</w:t>
             </w:r>
           </w:p>
         </w:tc>
@@ -2825,7 +2825,7 @@
                 <w:i w:val="0"/>
                 <w:sz w:val="17"/>
               </w:rPr>
-              <w:t>Prière de corriger ou de confirmer avec le QG.</w:t>
+              <w:t>Attention ! Le montant (10000 Fcfa) dépensé ou reçu en cadeau pour les cartes prépayées, les transferts de crédit et les abonnements de  CHEIKH SADIBOU SOW est relativement élevé par rapport aux autres montants depansés observés dans cette zone.</w:t>
             </w:r>
           </w:p>
         </w:tc>
@@ -2915,7 +2915,7 @@
                 <w:i w:val="0"/>
                 <w:sz w:val="17"/>
               </w:rPr>
-              <w:t>Prière de verifier l'information donnée par CHEIKH SADIBOU SOW ou corriger au niveau de la section 1.</w:t>
+              <w:t>Prière de corriger ou de confirmer avec le QG.</w:t>
             </w:r>
           </w:p>
         </w:tc>
@@ -3005,7 +3005,7 @@
                 <w:i w:val="0"/>
                 <w:sz w:val="17"/>
               </w:rPr>
-              <w:t>Prière de verifier l'information donnée par ALDIOUMA SOW ou corriger au niveau de la section 1.</w:t>
+              <w:t>Prière de verifier l'information donnée par CHEIKH SADIBOU SOW ou corriger au niveau de la section 1.</w:t>
             </w:r>
           </w:p>
         </w:tc>
@@ -3064,7 +3064,7 @@
                 <w:color w:val="16A34A"/>
                 <w:sz w:val="16"/>
               </w:rPr>
-              <w:t>s00q27, s01q03a, s01q03b, s01q03c, s01q00b</w:t>
+              <w:t>—</w:t>
             </w:r>
           </w:p>
         </w:tc>
@@ -3095,7 +3095,7 @@
                 <w:i w:val="0"/>
                 <w:sz w:val="17"/>
               </w:rPr>
-              <w:t>Les informations sur l'acte de naissance (ni Jours, ni mois et ni années) de  BALA YERO SOW  manquent, s'il vous plait pouvez-vous fournir d'effort pour avoir ces informations.</w:t>
+              <w:t>Prière de verifier l'information donnée par ALDIOUMA SOW ou corriger au niveau de la section 1.</w:t>
             </w:r>
           </w:p>
         </w:tc>
@@ -3185,457 +3185,7 @@
                 <w:i w:val="0"/>
                 <w:sz w:val="17"/>
               </w:rPr>
-              <w:t>Prière de verifier l'information donnée par BALA YERO SOW ou corriger au niveau de la section 1.</w:t>
-            </w:r>
-          </w:p>
-        </w:tc>
-      </w:tr>
-      <w:tr>
-        <w:tc>
-          <w:tcPr>
-            <w:tcW w:type="dxa" w:w="964"/>
-          </w:tcPr>
-          <w:p>
-            <w:r>
-              <w:rPr>
-                <w:b/>
-                <w:i w:val="0"/>
-                <w:color w:val="EA580C"/>
-                <w:sz w:val="16"/>
-              </w:rPr>
-              <w:t>Moyenne</w:t>
-            </w:r>
-          </w:p>
-        </w:tc>
-        <w:tc>
-          <w:tcPr>
-            <w:tcW w:type="dxa" w:w="1247"/>
-          </w:tcPr>
-          <w:p>
-            <w:r>
-              <w:rPr>
-                <w:b/>
-                <w:i w:val="0"/>
-                <w:sz w:val="16"/>
-              </w:rPr>
-              <w:t>S01</w:t>
-              <w:br/>
-            </w:r>
-            <w:r>
-              <w:rPr>
-                <w:b w:val="0"/>
-                <w:i w:val="0"/>
-                <w:color w:val="64748B"/>
-                <w:sz w:val="14"/>
-              </w:rPr>
-              <w:t>Démographie</w:t>
-            </w:r>
-          </w:p>
-        </w:tc>
-        <w:tc>
-          <w:tcPr>
-            <w:tcW w:type="dxa" w:w="1531"/>
-          </w:tcPr>
-          <w:p>
-            <w:r>
-              <w:rPr>
-                <w:b/>
-                <w:i w:val="0"/>
-                <w:color w:val="16A34A"/>
-                <w:sz w:val="16"/>
-              </w:rPr>
-              <w:t>s00q27, s01q03a, s01q03b, s01q03c, s01q00b</w:t>
-            </w:r>
-          </w:p>
-        </w:tc>
-        <w:tc>
-          <w:tcPr>
-            <w:tcW w:type="dxa" w:w="1191"/>
-          </w:tcPr>
-          <w:p>
-            <w:r>
-              <w:rPr>
-                <w:b w:val="0"/>
-                <w:i w:val="0"/>
-                <w:color w:val="64748B"/>
-                <w:sz w:val="16"/>
-              </w:rPr>
-              <w:t>GT-CQ</w:t>
-            </w:r>
-          </w:p>
-        </w:tc>
-        <w:tc>
-          <w:tcPr>
-            <w:tcW w:type="dxa" w:w="4706"/>
-          </w:tcPr>
-          <w:p>
-            <w:r>
-              <w:rPr>
-                <w:b w:val="0"/>
-                <w:i w:val="0"/>
-                <w:sz w:val="17"/>
-              </w:rPr>
-              <w:t>Les informations sur l'acte de naissance (ni Jours, ni mois et ni années) de  MAIMOUNA BALA SOW  manquent, s'il vous plait pouvez-vous fournir d'effort pour avoir ces informations.</w:t>
-            </w:r>
-          </w:p>
-        </w:tc>
-      </w:tr>
-      <w:tr>
-        <w:tc>
-          <w:tcPr>
-            <w:tcW w:type="dxa" w:w="964"/>
-          </w:tcPr>
-          <w:p>
-            <w:r>
-              <w:rPr>
-                <w:b/>
-                <w:i w:val="0"/>
-                <w:color w:val="EA580C"/>
-                <w:sz w:val="16"/>
-              </w:rPr>
-              <w:t>Moyenne</w:t>
-            </w:r>
-          </w:p>
-        </w:tc>
-        <w:tc>
-          <w:tcPr>
-            <w:tcW w:type="dxa" w:w="1247"/>
-          </w:tcPr>
-          <w:p>
-            <w:r>
-              <w:rPr>
-                <w:b/>
-                <w:i w:val="0"/>
-                <w:sz w:val="16"/>
-              </w:rPr>
-              <w:t>S01</w:t>
-              <w:br/>
-            </w:r>
-            <w:r>
-              <w:rPr>
-                <w:b w:val="0"/>
-                <w:i w:val="0"/>
-                <w:color w:val="64748B"/>
-                <w:sz w:val="14"/>
-              </w:rPr>
-              <w:t>Démographie</w:t>
-            </w:r>
-          </w:p>
-        </w:tc>
-        <w:tc>
-          <w:tcPr>
-            <w:tcW w:type="dxa" w:w="1531"/>
-          </w:tcPr>
-          <w:p>
-            <w:r>
-              <w:rPr>
-                <w:b/>
-                <w:i w:val="0"/>
-                <w:color w:val="16A34A"/>
-                <w:sz w:val="16"/>
-              </w:rPr>
-              <w:t>—</w:t>
-            </w:r>
-          </w:p>
-        </w:tc>
-        <w:tc>
-          <w:tcPr>
-            <w:tcW w:type="dxa" w:w="1191"/>
-          </w:tcPr>
-          <w:p>
-            <w:r>
-              <w:rPr>
-                <w:b w:val="0"/>
-                <w:i w:val="0"/>
-                <w:color w:val="64748B"/>
-                <w:sz w:val="16"/>
-              </w:rPr>
-              <w:t>GT-CQ</w:t>
-            </w:r>
-          </w:p>
-        </w:tc>
-        <w:tc>
-          <w:tcPr>
-            <w:tcW w:type="dxa" w:w="4706"/>
-          </w:tcPr>
-          <w:p>
-            <w:r>
-              <w:rPr>
-                <w:b w:val="0"/>
-                <w:i w:val="0"/>
-                <w:sz w:val="17"/>
-              </w:rPr>
               <w:t>Prière de verifier l'information donnée par MAIMOUNA BALA SOW ou corriger au niveau de la section 1.</w:t>
-            </w:r>
-          </w:p>
-        </w:tc>
-      </w:tr>
-      <w:tr>
-        <w:tc>
-          <w:tcPr>
-            <w:tcW w:type="dxa" w:w="964"/>
-          </w:tcPr>
-          <w:p>
-            <w:r>
-              <w:rPr>
-                <w:b/>
-                <w:i w:val="0"/>
-                <w:color w:val="EA580C"/>
-                <w:sz w:val="16"/>
-              </w:rPr>
-              <w:t>Moyenne</w:t>
-            </w:r>
-          </w:p>
-        </w:tc>
-        <w:tc>
-          <w:tcPr>
-            <w:tcW w:type="dxa" w:w="1247"/>
-          </w:tcPr>
-          <w:p>
-            <w:r>
-              <w:rPr>
-                <w:b/>
-                <w:i w:val="0"/>
-                <w:sz w:val="16"/>
-              </w:rPr>
-              <w:t>S01</w:t>
-              <w:br/>
-            </w:r>
-            <w:r>
-              <w:rPr>
-                <w:b w:val="0"/>
-                <w:i w:val="0"/>
-                <w:color w:val="64748B"/>
-                <w:sz w:val="14"/>
-              </w:rPr>
-              <w:t>Démographie</w:t>
-            </w:r>
-          </w:p>
-        </w:tc>
-        <w:tc>
-          <w:tcPr>
-            <w:tcW w:type="dxa" w:w="1531"/>
-          </w:tcPr>
-          <w:p>
-            <w:r>
-              <w:rPr>
-                <w:b/>
-                <w:i w:val="0"/>
-                <w:color w:val="16A34A"/>
-                <w:sz w:val="16"/>
-              </w:rPr>
-              <w:t>s00q27, s01q03a, s01q03b, s01q03c, s01q00b</w:t>
-            </w:r>
-          </w:p>
-        </w:tc>
-        <w:tc>
-          <w:tcPr>
-            <w:tcW w:type="dxa" w:w="1191"/>
-          </w:tcPr>
-          <w:p>
-            <w:r>
-              <w:rPr>
-                <w:b w:val="0"/>
-                <w:i w:val="0"/>
-                <w:color w:val="64748B"/>
-                <w:sz w:val="16"/>
-              </w:rPr>
-              <w:t>GT-CQ</w:t>
-            </w:r>
-          </w:p>
-        </w:tc>
-        <w:tc>
-          <w:tcPr>
-            <w:tcW w:type="dxa" w:w="4706"/>
-          </w:tcPr>
-          <w:p>
-            <w:r>
-              <w:rPr>
-                <w:b w:val="0"/>
-                <w:i w:val="0"/>
-                <w:sz w:val="17"/>
-              </w:rPr>
-              <w:t>Les informations sur l'acte de naissance (ni Jours, ni mois et ni années) de  MAIMOUNA SOW  manquent, s'il vous plait pouvez-vous fournir d'effort pour avoir ces informations.</w:t>
-            </w:r>
-          </w:p>
-        </w:tc>
-      </w:tr>
-      <w:tr>
-        <w:tc>
-          <w:tcPr>
-            <w:tcW w:type="dxa" w:w="964"/>
-          </w:tcPr>
-          <w:p>
-            <w:r>
-              <w:rPr>
-                <w:b/>
-                <w:i w:val="0"/>
-                <w:color w:val="EA580C"/>
-                <w:sz w:val="16"/>
-              </w:rPr>
-              <w:t>Moyenne</w:t>
-            </w:r>
-          </w:p>
-        </w:tc>
-        <w:tc>
-          <w:tcPr>
-            <w:tcW w:type="dxa" w:w="1247"/>
-          </w:tcPr>
-          <w:p>
-            <w:r>
-              <w:rPr>
-                <w:b/>
-                <w:i w:val="0"/>
-                <w:sz w:val="16"/>
-              </w:rPr>
-              <w:t>S01</w:t>
-              <w:br/>
-            </w:r>
-            <w:r>
-              <w:rPr>
-                <w:b w:val="0"/>
-                <w:i w:val="0"/>
-                <w:color w:val="64748B"/>
-                <w:sz w:val="14"/>
-              </w:rPr>
-              <w:t>Démographie</w:t>
-            </w:r>
-          </w:p>
-        </w:tc>
-        <w:tc>
-          <w:tcPr>
-            <w:tcW w:type="dxa" w:w="1531"/>
-          </w:tcPr>
-          <w:p>
-            <w:r>
-              <w:rPr>
-                <w:b/>
-                <w:i w:val="0"/>
-                <w:color w:val="16A34A"/>
-                <w:sz w:val="16"/>
-              </w:rPr>
-              <w:t>s00q27, s01q03a, s01q03b, s01q03c, s01q00b</w:t>
-            </w:r>
-          </w:p>
-        </w:tc>
-        <w:tc>
-          <w:tcPr>
-            <w:tcW w:type="dxa" w:w="1191"/>
-          </w:tcPr>
-          <w:p>
-            <w:r>
-              <w:rPr>
-                <w:b w:val="0"/>
-                <w:i w:val="0"/>
-                <w:color w:val="64748B"/>
-                <w:sz w:val="16"/>
-              </w:rPr>
-              <w:t>GT-CQ</w:t>
-            </w:r>
-          </w:p>
-        </w:tc>
-        <w:tc>
-          <w:tcPr>
-            <w:tcW w:type="dxa" w:w="4706"/>
-          </w:tcPr>
-          <w:p>
-            <w:r>
-              <w:rPr>
-                <w:b w:val="0"/>
-                <w:i w:val="0"/>
-                <w:sz w:val="17"/>
-              </w:rPr>
-              <w:t>Les informations sur l'acte de naissance (ni Jours, ni mois et ni années) de  MARIAME SOW  manquent, s'il vous plait pouvez-vous fournir d'effort pour avoir ces informations.</w:t>
-            </w:r>
-          </w:p>
-        </w:tc>
-      </w:tr>
-      <w:tr>
-        <w:tc>
-          <w:tcPr>
-            <w:tcW w:type="dxa" w:w="964"/>
-          </w:tcPr>
-          <w:p>
-            <w:r>
-              <w:rPr>
-                <w:b/>
-                <w:i w:val="0"/>
-                <w:color w:val="EA580C"/>
-                <w:sz w:val="16"/>
-              </w:rPr>
-              <w:t>Moyenne</w:t>
-            </w:r>
-          </w:p>
-        </w:tc>
-        <w:tc>
-          <w:tcPr>
-            <w:tcW w:type="dxa" w:w="1247"/>
-          </w:tcPr>
-          <w:p>
-            <w:r>
-              <w:rPr>
-                <w:b/>
-                <w:i w:val="0"/>
-                <w:sz w:val="16"/>
-              </w:rPr>
-              <w:t>S01</w:t>
-              <w:br/>
-            </w:r>
-            <w:r>
-              <w:rPr>
-                <w:b w:val="0"/>
-                <w:i w:val="0"/>
-                <w:color w:val="64748B"/>
-                <w:sz w:val="14"/>
-              </w:rPr>
-              <w:t>Démographie</w:t>
-            </w:r>
-          </w:p>
-        </w:tc>
-        <w:tc>
-          <w:tcPr>
-            <w:tcW w:type="dxa" w:w="1531"/>
-          </w:tcPr>
-          <w:p>
-            <w:r>
-              <w:rPr>
-                <w:b/>
-                <w:i w:val="0"/>
-                <w:color w:val="16A34A"/>
-                <w:sz w:val="16"/>
-              </w:rPr>
-              <w:t>s00q27, s01q03a, s01q03b, s01q03c, s01q00b</w:t>
-            </w:r>
-          </w:p>
-        </w:tc>
-        <w:tc>
-          <w:tcPr>
-            <w:tcW w:type="dxa" w:w="1191"/>
-          </w:tcPr>
-          <w:p>
-            <w:r>
-              <w:rPr>
-                <w:b w:val="0"/>
-                <w:i w:val="0"/>
-                <w:color w:val="64748B"/>
-                <w:sz w:val="16"/>
-              </w:rPr>
-              <w:t>GT-CQ</w:t>
-            </w:r>
-          </w:p>
-        </w:tc>
-        <w:tc>
-          <w:tcPr>
-            <w:tcW w:type="dxa" w:w="4706"/>
-          </w:tcPr>
-          <w:p>
-            <w:r>
-              <w:rPr>
-                <w:b w:val="0"/>
-                <w:i w:val="0"/>
-                <w:sz w:val="17"/>
-              </w:rPr>
-              <w:t>Les informations sur l'acte de naissance (ni Jours, ni mois et ni années) de  SADIBOU SOW  manquent, s'il vous plait pouvez-vous fournir d'effort pour avoir ces informations.</w:t>
             </w:r>
           </w:p>
         </w:tc>
